--- a/Lab03/03_-_Subnetting.docx
+++ b/Lab03/03_-_Subnetting.docx
@@ -1,6 +1,6 @@
 
 <file path=word/document.xml><?xml version="1.0" encoding="utf-8"?>
-<w:document xmlns:wpc="http://schemas.microsoft.com/office/word/2010/wordprocessingCanvas" xmlns:cx="http://schemas.microsoft.com/office/drawing/2014/chartex" xmlns:cx1="http://schemas.microsoft.com/office/drawing/2015/9/8/chartex" xmlns:cx2="http://schemas.microsoft.com/office/drawing/2015/10/21/chartex" xmlns:cx3="http://schemas.microsoft.com/office/drawing/2016/5/9/chartex" xmlns:cx4="http://schemas.microsoft.com/office/drawing/2016/5/10/chartex" xmlns:cx5="http://schemas.microsoft.com/office/drawing/2016/5/11/chartex" xmlns:cx6="http://schemas.microsoft.com/office/drawing/2016/5/12/chartex" xmlns:cx7="http://schemas.microsoft.com/office/drawing/2016/5/13/chartex" xmlns:cx8="http://schemas.microsoft.com/office/drawing/2016/5/14/chartex" xmlns:mc="http://schemas.openxmlformats.org/markup-compatibility/2006" xmlns:aink="http://schemas.microsoft.com/office/drawing/2016/ink" xmlns:am3d="http://schemas.microsoft.com/office/drawing/2017/model3d" xmlns:o="urn:schemas-microsoft-com:office:office" xmlns:oel="http://schemas.microsoft.com/office/2019/extlst" xmlns:r="http://schemas.openxmlformats.org/officeDocument/2006/relationships" xmlns:m="http://schemas.openxmlformats.org/officeDocument/2006/math" xmlns:v="urn:schemas-microsoft-com:vml" xmlns:wp14="http://schemas.microsoft.com/office/word/2010/wordprocessingDrawing" xmlns:wp="http://schemas.openxmlformats.org/drawingml/2006/wordprocessingDrawing" xmlns:w10="urn:schemas-microsoft-com:office:word" xmlns:w="http://schemas.openxmlformats.org/wordprocessingml/2006/main" xmlns:w14="http://schemas.microsoft.com/office/word/2010/wordml" xmlns:w15="http://schemas.microsoft.com/office/word/2012/wordml" xmlns:w16cex="http://schemas.microsoft.com/office/word/2018/wordml/cex" xmlns:w16cid="http://schemas.microsoft.com/office/word/2016/wordml/cid" xmlns:w16="http://schemas.microsoft.com/office/word/2018/wordml" xmlns:w16sdtdh="http://schemas.microsoft.com/office/word/2020/wordml/sdtdatahash" xmlns:w16se="http://schemas.microsoft.com/office/word/2015/wordml/symex" xmlns:wpg="http://schemas.microsoft.com/office/word/2010/wordprocessingGroup" xmlns:wpi="http://schemas.microsoft.com/office/word/2010/wordprocessingInk" xmlns:wne="http://schemas.microsoft.com/office/word/2006/wordml" xmlns:wps="http://schemas.microsoft.com/office/word/2010/wordprocessingShape" mc:Ignorable="w14 w15 w16se w16cid w16 w16cex w16sdtdh wp14">
+<w:document xmlns:wpc="http://schemas.microsoft.com/office/word/2010/wordprocessingCanvas" xmlns:cx="http://schemas.microsoft.com/office/drawing/2014/chartex" xmlns:cx1="http://schemas.microsoft.com/office/drawing/2015/9/8/chartex" xmlns:cx2="http://schemas.microsoft.com/office/drawing/2015/10/21/chartex" xmlns:cx3="http://schemas.microsoft.com/office/drawing/2016/5/9/chartex" xmlns:cx4="http://schemas.microsoft.com/office/drawing/2016/5/10/chartex" xmlns:cx5="http://schemas.microsoft.com/office/drawing/2016/5/11/chartex" xmlns:cx6="http://schemas.microsoft.com/office/drawing/2016/5/12/chartex" xmlns:cx7="http://schemas.microsoft.com/office/drawing/2016/5/13/chartex" xmlns:cx8="http://schemas.microsoft.com/office/drawing/2016/5/14/chartex" xmlns:mc="http://schemas.openxmlformats.org/markup-compatibility/2006" xmlns:aink="http://schemas.microsoft.com/office/drawing/2016/ink" xmlns:am3d="http://schemas.microsoft.com/office/drawing/2017/model3d" xmlns:o="urn:schemas-microsoft-com:office:office" xmlns:oel="http://schemas.microsoft.com/office/2019/extlst" xmlns:r="http://schemas.openxmlformats.org/officeDocument/2006/relationships" xmlns:m="http://schemas.openxmlformats.org/officeDocument/2006/math" xmlns:v="urn:schemas-microsoft-com:vml" xmlns:wp14="http://schemas.microsoft.com/office/word/2010/wordprocessingDrawing" xmlns:wp="http://schemas.openxmlformats.org/drawingml/2006/wordprocessingDrawing" xmlns:w10="urn:schemas-microsoft-com:office:word" xmlns:w="http://schemas.openxmlformats.org/wordprocessingml/2006/main" xmlns:w14="http://schemas.microsoft.com/office/word/2010/wordml" xmlns:w15="http://schemas.microsoft.com/office/word/2012/wordml" xmlns:w16cex="http://schemas.microsoft.com/office/word/2018/wordml/cex" xmlns:w16cid="http://schemas.microsoft.com/office/word/2016/wordml/cid" xmlns:w16="http://schemas.microsoft.com/office/word/2018/wordml" xmlns:w16du="http://schemas.microsoft.com/office/word/2023/wordml/word16du" xmlns:w16sdtdh="http://schemas.microsoft.com/office/word/2020/wordml/sdtdatahash" xmlns:w16sdtfl="http://schemas.microsoft.com/office/word/2024/wordml/sdtformatlock" xmlns:w16se="http://schemas.microsoft.com/office/word/2015/wordml/symex" xmlns:wpg="http://schemas.microsoft.com/office/word/2010/wordprocessingGroup" xmlns:wpi="http://schemas.microsoft.com/office/word/2010/wordprocessingInk" xmlns:wne="http://schemas.microsoft.com/office/word/2006/wordml" xmlns:wps="http://schemas.microsoft.com/office/word/2010/wordprocessingShape" mc:Ignorable="w14 w15 w16se w16cid w16 w16cex w16sdtdh w16sdtfl w16du wp14">
   <w:body>
     <w:p>
       <w:pPr>
@@ -956,10 +956,7 @@
           </w:tcPr>
           <w:p>
             <w:r>
-              <w:t>192.168.10.</w:t>
-            </w:r>
-            <w:r>
-              <w:t>64</w:t>
+              <w:t>192.168.10.64</w:t>
             </w:r>
           </w:p>
         </w:tc>
@@ -1095,10 +1092,7 @@
           </w:tcPr>
           <w:p>
             <w:r>
-              <w:t>192.168.10.</w:t>
-            </w:r>
-            <w:r>
-              <w:t>96</w:t>
+              <w:t>192.168.10.96</w:t>
             </w:r>
           </w:p>
         </w:tc>
@@ -1235,10 +1229,7 @@
           </w:tcPr>
           <w:p>
             <w:r>
-              <w:t>192.168.10.</w:t>
-            </w:r>
-            <w:r>
-              <w:t>112</w:t>
+              <w:t>192.168.10.112</w:t>
             </w:r>
           </w:p>
         </w:tc>
@@ -1374,10 +1365,7 @@
           </w:tcPr>
           <w:p>
             <w:r>
-              <w:t>192.168.10.</w:t>
-            </w:r>
-            <w:r>
-              <w:t>120</w:t>
+              <w:t>192.168.10.120</w:t>
             </w:r>
           </w:p>
         </w:tc>
@@ -1619,9 +1607,6 @@
             </w:tcBorders>
           </w:tcPr>
           <w:p>
-            <w:pPr>
-              <w:ind w:firstLine="720"/>
-            </w:pPr>
             <w:r>
               <w:t>192.168.10.1</w:t>
             </w:r>
@@ -1638,9 +1623,6 @@
             </w:tcBorders>
           </w:tcPr>
           <w:p>
-            <w:pPr>
-              <w:ind w:firstLine="720"/>
-            </w:pPr>
             <w:r>
               <w:t>255.255.255.192</w:t>
             </w:r>
@@ -1680,9 +1662,6 @@
           </w:tcPr>
           <w:p>
             <w:r>
-              <w:t xml:space="preserve">               </w:t>
-            </w:r>
-            <w:r>
               <w:t>192.168.10.65</w:t>
             </w:r>
           </w:p>
@@ -1698,9 +1677,6 @@
             </w:tcBorders>
           </w:tcPr>
           <w:p>
-            <w:r>
-              <w:t xml:space="preserve">               </w:t>
-            </w:r>
             <w:r>
               <w:t>255.255.255.224</w:t>
             </w:r>
@@ -1745,9 +1721,6 @@
               </w:tabs>
             </w:pPr>
             <w:r>
-              <w:t xml:space="preserve">               </w:t>
-            </w:r>
-            <w:r>
               <w:t>192.168.10.97</w:t>
             </w:r>
           </w:p>
@@ -1763,9 +1736,6 @@
             </w:tcBorders>
           </w:tcPr>
           <w:p>
-            <w:pPr>
-              <w:jc w:val="center"/>
-            </w:pPr>
             <w:r>
               <w:t>255.255.255.240</w:t>
             </w:r>
@@ -1804,9 +1774,6 @@
             </w:tcBorders>
           </w:tcPr>
           <w:p>
-            <w:pPr>
-              <w:jc w:val="center"/>
-            </w:pPr>
             <w:r>
               <w:t>192.168.10.121</w:t>
             </w:r>
@@ -1823,9 +1790,6 @@
             </w:tcBorders>
           </w:tcPr>
           <w:p>
-            <w:r>
-              <w:t xml:space="preserve">                </w:t>
-            </w:r>
             <w:r>
               <w:t>255.255.255.252</w:t>
             </w:r>
@@ -1870,9 +1834,6 @@
               </w:tabs>
             </w:pPr>
             <w:r>
-              <w:tab/>
-            </w:r>
-            <w:r>
               <w:t>192.168.10.113</w:t>
             </w:r>
           </w:p>
@@ -1888,9 +1849,6 @@
             </w:tcBorders>
           </w:tcPr>
           <w:p>
-            <w:pPr>
-              <w:ind w:firstLine="720"/>
-            </w:pPr>
             <w:r>
               <w:t>255.255.255.248</w:t>
             </w:r>
@@ -1928,7 +1886,11 @@
               <w:right w:val="single" w:sz="4" w:space="0" w:color="000000"/>
             </w:tcBorders>
           </w:tcPr>
-          <w:p/>
+          <w:p>
+            <w:r>
+              <w:t>192.168.10.122</w:t>
+            </w:r>
+          </w:p>
         </w:tc>
         <w:tc>
           <w:tcPr>
@@ -1940,7 +1902,11 @@
               <w:right w:val="single" w:sz="4" w:space="0" w:color="000000"/>
             </w:tcBorders>
           </w:tcPr>
-          <w:p/>
+          <w:p>
+            <w:r>
+              <w:t>255.255.255.252</w:t>
+            </w:r>
+          </w:p>
         </w:tc>
       </w:tr>
     </w:tbl>
@@ -2107,7 +2073,14 @@
               <w:right w:val="single" w:sz="4" w:space="0" w:color="000000"/>
             </w:tcBorders>
           </w:tcPr>
-          <w:p/>
+          <w:p>
+            <w:r>
+              <w:t>192.168.10.</w:t>
+            </w:r>
+            <w:r>
+              <w:t>2</w:t>
+            </w:r>
+          </w:p>
         </w:tc>
         <w:tc>
           <w:tcPr>
@@ -2119,7 +2092,11 @@
               <w:right w:val="single" w:sz="4" w:space="0" w:color="000000"/>
             </w:tcBorders>
           </w:tcPr>
-          <w:p/>
+          <w:p>
+            <w:r>
+              <w:t>255.255.255.192</w:t>
+            </w:r>
+          </w:p>
         </w:tc>
         <w:tc>
           <w:tcPr>
@@ -2131,7 +2108,11 @@
               <w:right w:val="single" w:sz="4" w:space="0" w:color="000000"/>
             </w:tcBorders>
           </w:tcPr>
-          <w:p/>
+          <w:p>
+            <w:r>
+              <w:t>192.168.10.1</w:t>
+            </w:r>
+          </w:p>
         </w:tc>
       </w:tr>
       <w:tr>
@@ -2165,7 +2146,14 @@
               <w:right w:val="single" w:sz="4" w:space="0" w:color="000000"/>
             </w:tcBorders>
           </w:tcPr>
-          <w:p/>
+          <w:p>
+            <w:r>
+              <w:t>192.168.10.</w:t>
+            </w:r>
+            <w:r>
+              <w:t>3</w:t>
+            </w:r>
+          </w:p>
         </w:tc>
         <w:tc>
           <w:tcPr>
@@ -2177,7 +2165,11 @@
               <w:right w:val="single" w:sz="4" w:space="0" w:color="000000"/>
             </w:tcBorders>
           </w:tcPr>
-          <w:p/>
+          <w:p>
+            <w:r>
+              <w:t>255.255.255.192</w:t>
+            </w:r>
+          </w:p>
         </w:tc>
         <w:tc>
           <w:tcPr>
@@ -2189,7 +2181,14 @@
               <w:right w:val="single" w:sz="4" w:space="0" w:color="000000"/>
             </w:tcBorders>
           </w:tcPr>
-          <w:p/>
+          <w:p>
+            <w:r>
+              <w:t>192.168.10.</w:t>
+            </w:r>
+            <w:r>
+              <w:t>1</w:t>
+            </w:r>
+          </w:p>
         </w:tc>
       </w:tr>
       <w:tr>
@@ -2223,7 +2222,14 @@
               <w:right w:val="single" w:sz="4" w:space="0" w:color="000000"/>
             </w:tcBorders>
           </w:tcPr>
-          <w:p/>
+          <w:p>
+            <w:r>
+              <w:t>192.168.10.</w:t>
+            </w:r>
+            <w:r>
+              <w:t>66</w:t>
+            </w:r>
+          </w:p>
         </w:tc>
         <w:tc>
           <w:tcPr>
@@ -2235,7 +2241,11 @@
               <w:right w:val="single" w:sz="4" w:space="0" w:color="000000"/>
             </w:tcBorders>
           </w:tcPr>
-          <w:p/>
+          <w:p>
+            <w:r>
+              <w:t>255.255.255.224</w:t>
+            </w:r>
+          </w:p>
         </w:tc>
         <w:tc>
           <w:tcPr>
@@ -2247,7 +2257,11 @@
               <w:right w:val="single" w:sz="4" w:space="0" w:color="000000"/>
             </w:tcBorders>
           </w:tcPr>
-          <w:p/>
+          <w:p>
+            <w:r>
+              <w:t>192.168.10.65</w:t>
+            </w:r>
+          </w:p>
         </w:tc>
       </w:tr>
       <w:tr>
@@ -2281,7 +2295,14 @@
               <w:right w:val="single" w:sz="4" w:space="0" w:color="000000"/>
             </w:tcBorders>
           </w:tcPr>
-          <w:p/>
+          <w:p>
+            <w:r>
+              <w:t>192.168.10.</w:t>
+            </w:r>
+            <w:r>
+              <w:t>67</w:t>
+            </w:r>
+          </w:p>
         </w:tc>
         <w:tc>
           <w:tcPr>
@@ -2293,7 +2314,11 @@
               <w:right w:val="single" w:sz="4" w:space="0" w:color="000000"/>
             </w:tcBorders>
           </w:tcPr>
-          <w:p/>
+          <w:p>
+            <w:r>
+              <w:t>255.255.255.224</w:t>
+            </w:r>
+          </w:p>
         </w:tc>
         <w:tc>
           <w:tcPr>
@@ -2305,7 +2330,11 @@
               <w:right w:val="single" w:sz="4" w:space="0" w:color="000000"/>
             </w:tcBorders>
           </w:tcPr>
-          <w:p/>
+          <w:p>
+            <w:r>
+              <w:t>192.168.10.65</w:t>
+            </w:r>
+          </w:p>
         </w:tc>
       </w:tr>
       <w:tr>
@@ -2339,7 +2368,14 @@
               <w:right w:val="single" w:sz="4" w:space="0" w:color="000000"/>
             </w:tcBorders>
           </w:tcPr>
-          <w:p/>
+          <w:p>
+            <w:r>
+              <w:t>192.168.10.</w:t>
+            </w:r>
+            <w:r>
+              <w:t>98</w:t>
+            </w:r>
+          </w:p>
         </w:tc>
         <w:tc>
           <w:tcPr>
@@ -2351,7 +2387,11 @@
               <w:right w:val="single" w:sz="4" w:space="0" w:color="000000"/>
             </w:tcBorders>
           </w:tcPr>
-          <w:p/>
+          <w:p>
+            <w:r>
+              <w:t>255.255.255.240</w:t>
+            </w:r>
+          </w:p>
         </w:tc>
         <w:tc>
           <w:tcPr>
@@ -2363,7 +2403,11 @@
               <w:right w:val="single" w:sz="4" w:space="0" w:color="000000"/>
             </w:tcBorders>
           </w:tcPr>
-          <w:p/>
+          <w:p>
+            <w:r>
+              <w:t>192.168.10.97</w:t>
+            </w:r>
+          </w:p>
         </w:tc>
       </w:tr>
       <w:tr>
@@ -2397,7 +2441,14 @@
               <w:right w:val="single" w:sz="4" w:space="0" w:color="000000"/>
             </w:tcBorders>
           </w:tcPr>
-          <w:p/>
+          <w:p>
+            <w:r>
+              <w:t>192.168.10.</w:t>
+            </w:r>
+            <w:r>
+              <w:t>99</w:t>
+            </w:r>
+          </w:p>
         </w:tc>
         <w:tc>
           <w:tcPr>
@@ -2409,7 +2460,11 @@
               <w:right w:val="single" w:sz="4" w:space="0" w:color="000000"/>
             </w:tcBorders>
           </w:tcPr>
-          <w:p/>
+          <w:p>
+            <w:r>
+              <w:t>255.255.255.240</w:t>
+            </w:r>
+          </w:p>
         </w:tc>
         <w:tc>
           <w:tcPr>
@@ -2421,7 +2476,11 @@
               <w:right w:val="single" w:sz="4" w:space="0" w:color="000000"/>
             </w:tcBorders>
           </w:tcPr>
-          <w:p/>
+          <w:p>
+            <w:r>
+              <w:t>192.168.10.97</w:t>
+            </w:r>
+          </w:p>
         </w:tc>
       </w:tr>
       <w:tr>
@@ -2455,7 +2514,14 @@
               <w:right w:val="single" w:sz="4" w:space="0" w:color="000000"/>
             </w:tcBorders>
           </w:tcPr>
-          <w:p/>
+          <w:p>
+            <w:r>
+              <w:t>192.168.10.</w:t>
+            </w:r>
+            <w:r>
+              <w:t>114</w:t>
+            </w:r>
+          </w:p>
         </w:tc>
         <w:tc>
           <w:tcPr>
@@ -2467,7 +2533,11 @@
               <w:right w:val="single" w:sz="4" w:space="0" w:color="000000"/>
             </w:tcBorders>
           </w:tcPr>
-          <w:p/>
+          <w:p>
+            <w:r>
+              <w:t>255.255.255.248</w:t>
+            </w:r>
+          </w:p>
         </w:tc>
         <w:tc>
           <w:tcPr>
@@ -2479,7 +2549,11 @@
               <w:right w:val="single" w:sz="4" w:space="0" w:color="000000"/>
             </w:tcBorders>
           </w:tcPr>
-          <w:p/>
+          <w:p>
+            <w:r>
+              <w:t>192.168.10.113</w:t>
+            </w:r>
+          </w:p>
         </w:tc>
       </w:tr>
       <w:tr>
@@ -2513,7 +2587,14 @@
               <w:right w:val="single" w:sz="4" w:space="0" w:color="000000"/>
             </w:tcBorders>
           </w:tcPr>
-          <w:p/>
+          <w:p>
+            <w:r>
+              <w:t>192.168.10.1</w:t>
+            </w:r>
+            <w:r>
+              <w:t>15</w:t>
+            </w:r>
+          </w:p>
         </w:tc>
         <w:tc>
           <w:tcPr>
@@ -2525,7 +2606,11 @@
               <w:right w:val="single" w:sz="4" w:space="0" w:color="000000"/>
             </w:tcBorders>
           </w:tcPr>
-          <w:p/>
+          <w:p>
+            <w:r>
+              <w:t>255.255.255.248</w:t>
+            </w:r>
+          </w:p>
         </w:tc>
         <w:tc>
           <w:tcPr>
@@ -2537,7 +2622,11 @@
               <w:right w:val="single" w:sz="4" w:space="0" w:color="000000"/>
             </w:tcBorders>
           </w:tcPr>
-          <w:p/>
+          <w:p>
+            <w:r>
+              <w:t>192.168.10.113</w:t>
+            </w:r>
+          </w:p>
         </w:tc>
       </w:tr>
     </w:tbl>
@@ -2560,6 +2649,12 @@
         </w:pBdr>
         <w:shd w:val="clear" w:color="auto" w:fill="FFF4E5"/>
         <w:spacing w:before="60" w:after="160"/>
+        <w:rPr>
+          <w:i/>
+          <w:iCs/>
+          <w:sz w:val="19"/>
+          <w:szCs w:val="19"/>
+        </w:rPr>
       </w:pPr>
       <w:r>
         <w:rPr>
@@ -2569,6 +2664,33 @@
           <w:szCs w:val="19"/>
         </w:rPr>
         <w:t>Configure everything above, then ping a Remote PC from a Sales PC. It will fail. Before reading on, write down why - think about what Step 2 said about how a router learns its routes.</w:t>
+      </w:r>
+    </w:p>
+    <w:p>
+      <w:pPr>
+        <w:pBdr>
+          <w:top w:val="single" w:sz="4" w:space="0" w:color="E8A33D"/>
+          <w:left w:val="single" w:sz="4" w:space="0" w:color="E8A33D"/>
+          <w:bottom w:val="single" w:sz="4" w:space="0" w:color="E8A33D"/>
+          <w:right w:val="single" w:sz="4" w:space="0" w:color="E8A33D"/>
+        </w:pBdr>
+        <w:shd w:val="clear" w:color="auto" w:fill="FFF4E5"/>
+        <w:spacing w:before="60" w:after="160"/>
+        <w:rPr>
+          <w:i/>
+          <w:iCs/>
+          <w:sz w:val="19"/>
+          <w:szCs w:val="19"/>
+        </w:rPr>
+      </w:pPr>
+      <w:r>
+        <w:rPr>
+          <w:i/>
+          <w:iCs/>
+          <w:sz w:val="19"/>
+          <w:szCs w:val="19"/>
+        </w:rPr>
+        <w:t>The reason why the sales pc is not able to ping a remote pc is because right now router 1 and router 2 do not know how to reach the networks connected to each other they can only reach the networks located within themselves but not each other.</w:t>
       </w:r>
     </w:p>
     <w:p>
@@ -2629,6 +2751,7 @@
                 <w:sz w:val="18"/>
                 <w:szCs w:val="18"/>
               </w:rPr>
+              <w:lastRenderedPageBreak/>
               <w:t>Router</w:t>
             </w:r>
           </w:p>
@@ -2714,7 +2837,11 @@
               <w:right w:val="single" w:sz="4" w:space="0" w:color="000000"/>
             </w:tcBorders>
           </w:tcPr>
-          <w:p/>
+          <w:p>
+            <w:r>
+              <w:t>R1</w:t>
+            </w:r>
+          </w:p>
         </w:tc>
         <w:tc>
           <w:tcPr>
@@ -2726,7 +2853,11 @@
               <w:right w:val="single" w:sz="4" w:space="0" w:color="000000"/>
             </w:tcBorders>
           </w:tcPr>
-          <w:p/>
+          <w:p>
+            <w:r>
+              <w:t>192.168.10.112</w:t>
+            </w:r>
+          </w:p>
         </w:tc>
         <w:tc>
           <w:tcPr>
@@ -2738,7 +2869,11 @@
               <w:right w:val="single" w:sz="4" w:space="0" w:color="000000"/>
             </w:tcBorders>
           </w:tcPr>
-          <w:p/>
+          <w:p>
+            <w:r>
+              <w:t>255.255.255.248</w:t>
+            </w:r>
+          </w:p>
         </w:tc>
         <w:tc>
           <w:tcPr>
@@ -2750,7 +2885,11 @@
               <w:right w:val="single" w:sz="4" w:space="0" w:color="000000"/>
             </w:tcBorders>
           </w:tcPr>
-          <w:p/>
+          <w:p>
+            <w:r>
+              <w:t>192.168.10.122</w:t>
+            </w:r>
+          </w:p>
         </w:tc>
       </w:tr>
       <w:tr>
@@ -2764,7 +2903,11 @@
               <w:right w:val="single" w:sz="4" w:space="0" w:color="000000"/>
             </w:tcBorders>
           </w:tcPr>
-          <w:p/>
+          <w:p>
+            <w:r>
+              <w:t>R2</w:t>
+            </w:r>
+          </w:p>
         </w:tc>
         <w:tc>
           <w:tcPr>
@@ -2776,7 +2919,14 @@
               <w:right w:val="single" w:sz="4" w:space="0" w:color="000000"/>
             </w:tcBorders>
           </w:tcPr>
-          <w:p/>
+          <w:p>
+            <w:r>
+              <w:t>192.168.10.</w:t>
+            </w:r>
+            <w:r>
+              <w:t>0</w:t>
+            </w:r>
+          </w:p>
         </w:tc>
         <w:tc>
           <w:tcPr>
@@ -2788,7 +2938,14 @@
               <w:right w:val="single" w:sz="4" w:space="0" w:color="000000"/>
             </w:tcBorders>
           </w:tcPr>
-          <w:p/>
+          <w:p>
+            <w:r>
+              <w:t>255.255.255.</w:t>
+            </w:r>
+            <w:r>
+              <w:t>192</w:t>
+            </w:r>
+          </w:p>
         </w:tc>
         <w:tc>
           <w:tcPr>
@@ -2800,7 +2957,14 @@
               <w:right w:val="single" w:sz="4" w:space="0" w:color="000000"/>
             </w:tcBorders>
           </w:tcPr>
-          <w:p/>
+          <w:p>
+            <w:r>
+              <w:t>192.168.10.12</w:t>
+            </w:r>
+            <w:r>
+              <w:t>1</w:t>
+            </w:r>
+          </w:p>
         </w:tc>
       </w:tr>
       <w:tr>
@@ -2814,7 +2978,11 @@
               <w:right w:val="single" w:sz="4" w:space="0" w:color="000000"/>
             </w:tcBorders>
           </w:tcPr>
-          <w:p/>
+          <w:p>
+            <w:r>
+              <w:t>R2</w:t>
+            </w:r>
+          </w:p>
         </w:tc>
         <w:tc>
           <w:tcPr>
@@ -2826,7 +2994,14 @@
               <w:right w:val="single" w:sz="4" w:space="0" w:color="000000"/>
             </w:tcBorders>
           </w:tcPr>
-          <w:p/>
+          <w:p>
+            <w:r>
+              <w:t>192.168.10.</w:t>
+            </w:r>
+            <w:r>
+              <w:t>64</w:t>
+            </w:r>
+          </w:p>
         </w:tc>
         <w:tc>
           <w:tcPr>
@@ -2838,7 +3013,14 @@
               <w:right w:val="single" w:sz="4" w:space="0" w:color="000000"/>
             </w:tcBorders>
           </w:tcPr>
-          <w:p/>
+          <w:p>
+            <w:r>
+              <w:t>255.255.255.</w:t>
+            </w:r>
+            <w:r>
+              <w:t>224</w:t>
+            </w:r>
+          </w:p>
         </w:tc>
         <w:tc>
           <w:tcPr>
@@ -2850,7 +3032,11 @@
               <w:right w:val="single" w:sz="4" w:space="0" w:color="000000"/>
             </w:tcBorders>
           </w:tcPr>
-          <w:p/>
+          <w:p>
+            <w:r>
+              <w:t>192.168.10.121</w:t>
+            </w:r>
+          </w:p>
         </w:tc>
       </w:tr>
       <w:tr>
@@ -2864,7 +3050,11 @@
               <w:right w:val="single" w:sz="4" w:space="0" w:color="000000"/>
             </w:tcBorders>
           </w:tcPr>
-          <w:p/>
+          <w:p>
+            <w:r>
+              <w:t>R2</w:t>
+            </w:r>
+          </w:p>
         </w:tc>
         <w:tc>
           <w:tcPr>
@@ -2876,7 +3066,14 @@
               <w:right w:val="single" w:sz="4" w:space="0" w:color="000000"/>
             </w:tcBorders>
           </w:tcPr>
-          <w:p/>
+          <w:p>
+            <w:r>
+              <w:t>192.168.10.</w:t>
+            </w:r>
+            <w:r>
+              <w:t>96</w:t>
+            </w:r>
+          </w:p>
         </w:tc>
         <w:tc>
           <w:tcPr>
@@ -2888,7 +3085,14 @@
               <w:right w:val="single" w:sz="4" w:space="0" w:color="000000"/>
             </w:tcBorders>
           </w:tcPr>
-          <w:p/>
+          <w:p>
+            <w:r>
+              <w:t>255.255.255.</w:t>
+            </w:r>
+            <w:r>
+              <w:t>240</w:t>
+            </w:r>
+          </w:p>
         </w:tc>
         <w:tc>
           <w:tcPr>
@@ -2900,7 +3104,11 @@
               <w:right w:val="single" w:sz="4" w:space="0" w:color="000000"/>
             </w:tcBorders>
           </w:tcPr>
-          <w:p/>
+          <w:p>
+            <w:r>
+              <w:t>192.168.10.121</w:t>
+            </w:r>
+          </w:p>
         </w:tc>
       </w:tr>
     </w:tbl>
@@ -2952,6 +3160,12 @@
         <w:spacing w:after="200"/>
       </w:pPr>
       <w:r>
+        <w:t>It is useful because without smaller subnets every broadcast would get sent to every single device on that network. The subnets improve the performance</w:t>
+      </w:r>
+      <w:r>
+        <w:t>, makes traffic a lot easier to organize by department and lets the administrator control what goes where in the network for security.</w:t>
+      </w:r>
+      <w:r>
         <w:t xml:space="preserve">                                                                                          </w:t>
       </w:r>
     </w:p>
@@ -2986,6 +3200,9 @@
         <w:spacing w:after="200"/>
       </w:pPr>
       <w:r>
+        <w:t>It is better to assign the largest first so that small assignments don’t use up the larger address ranges. Also it stops from having gaps in the network.</w:t>
+      </w:r>
+      <w:r>
         <w:t xml:space="preserve">                                                                                          </w:t>
       </w:r>
     </w:p>
@@ -3020,6 +3237,21 @@
         <w:spacing w:after="200"/>
       </w:pPr>
       <w:r>
+        <w:t xml:space="preserve">A network address is the subnet of the network </w:t>
+      </w:r>
+      <w:r>
+        <w:t>itself,</w:t>
+      </w:r>
+      <w:r>
+        <w:t xml:space="preserve"> and the broadcast address is used to send messages to every device on the subnet at once. Both a reserved and </w:t>
+      </w:r>
+      <w:r>
+        <w:t>can’t</w:t>
+      </w:r>
+      <w:r>
+        <w:t xml:space="preserve"> be assigned.</w:t>
+      </w:r>
+      <w:r>
         <w:t xml:space="preserve">                                                                                          </w:t>
       </w:r>
     </w:p>
@@ -3054,6 +3286,9 @@
         <w:spacing w:after="200"/>
       </w:pPr>
       <w:r>
+        <w:t>A default gateway exists for devices that cant route themselves. A pc that doesn’t know where to send the data just transfers it to another device that does know which is the router. It keeps a routing table that knows where everything should go on the network.</w:t>
+      </w:r>
+      <w:r>
         <w:t xml:space="preserve">                                                                                          </w:t>
       </w:r>
     </w:p>
@@ -3088,7 +3323,19 @@
         <w:spacing w:after="200"/>
       </w:pPr>
       <w:r>
-        <w:t xml:space="preserve">                                                                                          </w:t>
+        <w:t xml:space="preserve">         </w:t>
+      </w:r>
+      <w:r>
+        <w:t xml:space="preserve">The ping failed because router 1 did not know where the pc on remote was. When configuring a </w:t>
+      </w:r>
+      <w:r>
+        <w:t>network, routers</w:t>
+      </w:r>
+      <w:r>
+        <w:t xml:space="preserve"> only know where the networks within are. For router 1 to know where remote pc 1 is we needed to make a table that shows it where it is first.</w:t>
+      </w:r>
+      <w:r>
+        <w:t xml:space="preserve">                                                                                 </w:t>
       </w:r>
     </w:p>
     <w:sectPr>
@@ -3109,7 +3356,7 @@
 </file>
 
 <file path=word/endnotes.xml><?xml version="1.0" encoding="utf-8"?>
-<w:endnotes xmlns:wpc="http://schemas.microsoft.com/office/word/2010/wordprocessingCanvas" xmlns:cx="http://schemas.microsoft.com/office/drawing/2014/chartex" xmlns:cx1="http://schemas.microsoft.com/office/drawing/2015/9/8/chartex" xmlns:cx2="http://schemas.microsoft.com/office/drawing/2015/10/21/chartex" xmlns:cx3="http://schemas.microsoft.com/office/drawing/2016/5/9/chartex" xmlns:cx4="http://schemas.microsoft.com/office/drawing/2016/5/10/chartex" xmlns:cx5="http://schemas.microsoft.com/office/drawing/2016/5/11/chartex" xmlns:cx6="http://schemas.microsoft.com/office/drawing/2016/5/12/chartex" xmlns:cx7="http://schemas.microsoft.com/office/drawing/2016/5/13/chartex" xmlns:cx8="http://schemas.microsoft.com/office/drawing/2016/5/14/chartex" xmlns:mc="http://schemas.openxmlformats.org/markup-compatibility/2006" xmlns:aink="http://schemas.microsoft.com/office/drawing/2016/ink" xmlns:am3d="http://schemas.microsoft.com/office/drawing/2017/model3d" xmlns:o="urn:schemas-microsoft-com:office:office" xmlns:oel="http://schemas.microsoft.com/office/2019/extlst" xmlns:r="http://schemas.openxmlformats.org/officeDocument/2006/relationships" xmlns:m="http://schemas.openxmlformats.org/officeDocument/2006/math" xmlns:v="urn:schemas-microsoft-com:vml" xmlns:wp14="http://schemas.microsoft.com/office/word/2010/wordprocessingDrawing" xmlns:wp="http://schemas.openxmlformats.org/drawingml/2006/wordprocessingDrawing" xmlns:w10="urn:schemas-microsoft-com:office:word" xmlns:w="http://schemas.openxmlformats.org/wordprocessingml/2006/main" xmlns:w14="http://schemas.microsoft.com/office/word/2010/wordml" xmlns:w15="http://schemas.microsoft.com/office/word/2012/wordml" xmlns:w16cex="http://schemas.microsoft.com/office/word/2018/wordml/cex" xmlns:w16cid="http://schemas.microsoft.com/office/word/2016/wordml/cid" xmlns:w16="http://schemas.microsoft.com/office/word/2018/wordml" xmlns:w16sdtdh="http://schemas.microsoft.com/office/word/2020/wordml/sdtdatahash" xmlns:w16se="http://schemas.microsoft.com/office/word/2015/wordml/symex" xmlns:wpg="http://schemas.microsoft.com/office/word/2010/wordprocessingGroup" xmlns:wpi="http://schemas.microsoft.com/office/word/2010/wordprocessingInk" xmlns:wne="http://schemas.microsoft.com/office/word/2006/wordml" xmlns:wps="http://schemas.microsoft.com/office/word/2010/wordprocessingShape" mc:Ignorable="w14 w15 w16se w16cid w16 w16cex w16sdtdh wp14">
+<w:endnotes xmlns:wpc="http://schemas.microsoft.com/office/word/2010/wordprocessingCanvas" xmlns:cx="http://schemas.microsoft.com/office/drawing/2014/chartex" xmlns:cx1="http://schemas.microsoft.com/office/drawing/2015/9/8/chartex" xmlns:cx2="http://schemas.microsoft.com/office/drawing/2015/10/21/chartex" xmlns:cx3="http://schemas.microsoft.com/office/drawing/2016/5/9/chartex" xmlns:cx4="http://schemas.microsoft.com/office/drawing/2016/5/10/chartex" xmlns:cx5="http://schemas.microsoft.com/office/drawing/2016/5/11/chartex" xmlns:cx6="http://schemas.microsoft.com/office/drawing/2016/5/12/chartex" xmlns:cx7="http://schemas.microsoft.com/office/drawing/2016/5/13/chartex" xmlns:cx8="http://schemas.microsoft.com/office/drawing/2016/5/14/chartex" xmlns:mc="http://schemas.openxmlformats.org/markup-compatibility/2006" xmlns:aink="http://schemas.microsoft.com/office/drawing/2016/ink" xmlns:am3d="http://schemas.microsoft.com/office/drawing/2017/model3d" xmlns:o="urn:schemas-microsoft-com:office:office" xmlns:oel="http://schemas.microsoft.com/office/2019/extlst" xmlns:r="http://schemas.openxmlformats.org/officeDocument/2006/relationships" xmlns:m="http://schemas.openxmlformats.org/officeDocument/2006/math" xmlns:v="urn:schemas-microsoft-com:vml" xmlns:wp14="http://schemas.microsoft.com/office/word/2010/wordprocessingDrawing" xmlns:wp="http://schemas.openxmlformats.org/drawingml/2006/wordprocessingDrawing" xmlns:w10="urn:schemas-microsoft-com:office:word" xmlns:w="http://schemas.openxmlformats.org/wordprocessingml/2006/main" xmlns:w14="http://schemas.microsoft.com/office/word/2010/wordml" xmlns:w15="http://schemas.microsoft.com/office/word/2012/wordml" xmlns:w16cex="http://schemas.microsoft.com/office/word/2018/wordml/cex" xmlns:w16cid="http://schemas.microsoft.com/office/word/2016/wordml/cid" xmlns:w16="http://schemas.microsoft.com/office/word/2018/wordml" xmlns:w16du="http://schemas.microsoft.com/office/word/2023/wordml/word16du" xmlns:w16sdtdh="http://schemas.microsoft.com/office/word/2020/wordml/sdtdatahash" xmlns:w16sdtfl="http://schemas.microsoft.com/office/word/2024/wordml/sdtformatlock" xmlns:w16se="http://schemas.microsoft.com/office/word/2015/wordml/symex" xmlns:wpg="http://schemas.microsoft.com/office/word/2010/wordprocessingGroup" xmlns:wpi="http://schemas.microsoft.com/office/word/2010/wordprocessingInk" xmlns:wne="http://schemas.microsoft.com/office/word/2006/wordml" xmlns:wps="http://schemas.microsoft.com/office/word/2010/wordprocessingShape" mc:Ignorable="w14 w15 w16se w16cid w16 w16cex w16sdtdh w16sdtfl w16du wp14">
   <w:endnote w:type="separator" w:id="-1">
     <w:p>
       <w:r>
@@ -3128,7 +3375,7 @@
 </file>
 
 <file path=word/footer1.xml><?xml version="1.0" encoding="utf-8"?>
-<w:ftr xmlns:wpc="http://schemas.microsoft.com/office/word/2010/wordprocessingCanvas" xmlns:cx="http://schemas.microsoft.com/office/drawing/2014/chartex" xmlns:cx1="http://schemas.microsoft.com/office/drawing/2015/9/8/chartex" xmlns:cx2="http://schemas.microsoft.com/office/drawing/2015/10/21/chartex" xmlns:cx3="http://schemas.microsoft.com/office/drawing/2016/5/9/chartex" xmlns:cx4="http://schemas.microsoft.com/office/drawing/2016/5/10/chartex" xmlns:cx5="http://schemas.microsoft.com/office/drawing/2016/5/11/chartex" xmlns:cx6="http://schemas.microsoft.com/office/drawing/2016/5/12/chartex" xmlns:cx7="http://schemas.microsoft.com/office/drawing/2016/5/13/chartex" xmlns:cx8="http://schemas.microsoft.com/office/drawing/2016/5/14/chartex" xmlns:mc="http://schemas.openxmlformats.org/markup-compatibility/2006" xmlns:aink="http://schemas.microsoft.com/office/drawing/2016/ink" xmlns:am3d="http://schemas.microsoft.com/office/drawing/2017/model3d" xmlns:o="urn:schemas-microsoft-com:office:office" xmlns:oel="http://schemas.microsoft.com/office/2019/extlst" xmlns:r="http://schemas.openxmlformats.org/officeDocument/2006/relationships" xmlns:m="http://schemas.openxmlformats.org/officeDocument/2006/math" xmlns:v="urn:schemas-microsoft-com:vml" xmlns:wp14="http://schemas.microsoft.com/office/word/2010/wordprocessingDrawing" xmlns:wp="http://schemas.openxmlformats.org/drawingml/2006/wordprocessingDrawing" xmlns:w10="urn:schemas-microsoft-com:office:word" xmlns:w="http://schemas.openxmlformats.org/wordprocessingml/2006/main" xmlns:w14="http://schemas.microsoft.com/office/word/2010/wordml" xmlns:w15="http://schemas.microsoft.com/office/word/2012/wordml" xmlns:w16cex="http://schemas.microsoft.com/office/word/2018/wordml/cex" xmlns:w16cid="http://schemas.microsoft.com/office/word/2016/wordml/cid" xmlns:w16="http://schemas.microsoft.com/office/word/2018/wordml" xmlns:w16sdtdh="http://schemas.microsoft.com/office/word/2020/wordml/sdtdatahash" xmlns:w16se="http://schemas.microsoft.com/office/word/2015/wordml/symex" xmlns:wpg="http://schemas.microsoft.com/office/word/2010/wordprocessingGroup" xmlns:wpi="http://schemas.microsoft.com/office/word/2010/wordprocessingInk" xmlns:wne="http://schemas.microsoft.com/office/word/2006/wordml" xmlns:wps="http://schemas.microsoft.com/office/word/2010/wordprocessingShape" mc:Ignorable="w14 w15 w16se w16cid w16 w16cex w16sdtdh wp14">
+<w:ftr xmlns:wpc="http://schemas.microsoft.com/office/word/2010/wordprocessingCanvas" xmlns:cx="http://schemas.microsoft.com/office/drawing/2014/chartex" xmlns:cx1="http://schemas.microsoft.com/office/drawing/2015/9/8/chartex" xmlns:cx2="http://schemas.microsoft.com/office/drawing/2015/10/21/chartex" xmlns:cx3="http://schemas.microsoft.com/office/drawing/2016/5/9/chartex" xmlns:cx4="http://schemas.microsoft.com/office/drawing/2016/5/10/chartex" xmlns:cx5="http://schemas.microsoft.com/office/drawing/2016/5/11/chartex" xmlns:cx6="http://schemas.microsoft.com/office/drawing/2016/5/12/chartex" xmlns:cx7="http://schemas.microsoft.com/office/drawing/2016/5/13/chartex" xmlns:cx8="http://schemas.microsoft.com/office/drawing/2016/5/14/chartex" xmlns:mc="http://schemas.openxmlformats.org/markup-compatibility/2006" xmlns:aink="http://schemas.microsoft.com/office/drawing/2016/ink" xmlns:am3d="http://schemas.microsoft.com/office/drawing/2017/model3d" xmlns:o="urn:schemas-microsoft-com:office:office" xmlns:oel="http://schemas.microsoft.com/office/2019/extlst" xmlns:r="http://schemas.openxmlformats.org/officeDocument/2006/relationships" xmlns:m="http://schemas.openxmlformats.org/officeDocument/2006/math" xmlns:v="urn:schemas-microsoft-com:vml" xmlns:wp14="http://schemas.microsoft.com/office/word/2010/wordprocessingDrawing" xmlns:wp="http://schemas.openxmlformats.org/drawingml/2006/wordprocessingDrawing" xmlns:w10="urn:schemas-microsoft-com:office:word" xmlns:w="http://schemas.openxmlformats.org/wordprocessingml/2006/main" xmlns:w14="http://schemas.microsoft.com/office/word/2010/wordml" xmlns:w15="http://schemas.microsoft.com/office/word/2012/wordml" xmlns:w16cex="http://schemas.microsoft.com/office/word/2018/wordml/cex" xmlns:w16cid="http://schemas.microsoft.com/office/word/2016/wordml/cid" xmlns:w16="http://schemas.microsoft.com/office/word/2018/wordml" xmlns:w16du="http://schemas.microsoft.com/office/word/2023/wordml/word16du" xmlns:w16sdtdh="http://schemas.microsoft.com/office/word/2020/wordml/sdtdatahash" xmlns:w16sdtfl="http://schemas.microsoft.com/office/word/2024/wordml/sdtformatlock" xmlns:w16se="http://schemas.microsoft.com/office/word/2015/wordml/symex" xmlns:wpg="http://schemas.microsoft.com/office/word/2010/wordprocessingGroup" xmlns:wpi="http://schemas.microsoft.com/office/word/2010/wordprocessingInk" xmlns:wne="http://schemas.microsoft.com/office/word/2006/wordml" xmlns:wps="http://schemas.microsoft.com/office/word/2010/wordprocessingShape" mc:Ignorable="w14 w15 w16se w16cid w16 w16cex w16sdtdh w16sdtfl w16du wp14">
   <w:p>
     <w:pPr>
       <w:pStyle w:val="Footer"/>
@@ -3138,7 +3385,7 @@
 </file>
 
 <file path=word/footer2.xml><?xml version="1.0" encoding="utf-8"?>
-<w:ftr xmlns:wpc="http://schemas.microsoft.com/office/word/2010/wordprocessingCanvas" xmlns:cx="http://schemas.microsoft.com/office/drawing/2014/chartex" xmlns:cx1="http://schemas.microsoft.com/office/drawing/2015/9/8/chartex" xmlns:cx2="http://schemas.microsoft.com/office/drawing/2015/10/21/chartex" xmlns:cx3="http://schemas.microsoft.com/office/drawing/2016/5/9/chartex" xmlns:cx4="http://schemas.microsoft.com/office/drawing/2016/5/10/chartex" xmlns:cx5="http://schemas.microsoft.com/office/drawing/2016/5/11/chartex" xmlns:cx6="http://schemas.microsoft.com/office/drawing/2016/5/12/chartex" xmlns:cx7="http://schemas.microsoft.com/office/drawing/2016/5/13/chartex" xmlns:cx8="http://schemas.microsoft.com/office/drawing/2016/5/14/chartex" xmlns:mc="http://schemas.openxmlformats.org/markup-compatibility/2006" xmlns:aink="http://schemas.microsoft.com/office/drawing/2016/ink" xmlns:am3d="http://schemas.microsoft.com/office/drawing/2017/model3d" xmlns:o="urn:schemas-microsoft-com:office:office" xmlns:oel="http://schemas.microsoft.com/office/2019/extlst" xmlns:r="http://schemas.openxmlformats.org/officeDocument/2006/relationships" xmlns:m="http://schemas.openxmlformats.org/officeDocument/2006/math" xmlns:v="urn:schemas-microsoft-com:vml" xmlns:wp14="http://schemas.microsoft.com/office/word/2010/wordprocessingDrawing" xmlns:wp="http://schemas.openxmlformats.org/drawingml/2006/wordprocessingDrawing" xmlns:w10="urn:schemas-microsoft-com:office:word" xmlns:w="http://schemas.openxmlformats.org/wordprocessingml/2006/main" xmlns:w14="http://schemas.microsoft.com/office/word/2010/wordml" xmlns:w15="http://schemas.microsoft.com/office/word/2012/wordml" xmlns:w16cex="http://schemas.microsoft.com/office/word/2018/wordml/cex" xmlns:w16cid="http://schemas.microsoft.com/office/word/2016/wordml/cid" xmlns:w16="http://schemas.microsoft.com/office/word/2018/wordml" xmlns:w16sdtdh="http://schemas.microsoft.com/office/word/2020/wordml/sdtdatahash" xmlns:w16se="http://schemas.microsoft.com/office/word/2015/wordml/symex" xmlns:wpg="http://schemas.microsoft.com/office/word/2010/wordprocessingGroup" xmlns:wpi="http://schemas.microsoft.com/office/word/2010/wordprocessingInk" xmlns:wne="http://schemas.microsoft.com/office/word/2006/wordml" xmlns:wps="http://schemas.microsoft.com/office/word/2010/wordprocessingShape" mc:Ignorable="w14 w15 w16se w16cid w16 w16cex w16sdtdh wp14">
+<w:ftr xmlns:wpc="http://schemas.microsoft.com/office/word/2010/wordprocessingCanvas" xmlns:cx="http://schemas.microsoft.com/office/drawing/2014/chartex" xmlns:cx1="http://schemas.microsoft.com/office/drawing/2015/9/8/chartex" xmlns:cx2="http://schemas.microsoft.com/office/drawing/2015/10/21/chartex" xmlns:cx3="http://schemas.microsoft.com/office/drawing/2016/5/9/chartex" xmlns:cx4="http://schemas.microsoft.com/office/drawing/2016/5/10/chartex" xmlns:cx5="http://schemas.microsoft.com/office/drawing/2016/5/11/chartex" xmlns:cx6="http://schemas.microsoft.com/office/drawing/2016/5/12/chartex" xmlns:cx7="http://schemas.microsoft.com/office/drawing/2016/5/13/chartex" xmlns:cx8="http://schemas.microsoft.com/office/drawing/2016/5/14/chartex" xmlns:mc="http://schemas.openxmlformats.org/markup-compatibility/2006" xmlns:aink="http://schemas.microsoft.com/office/drawing/2016/ink" xmlns:am3d="http://schemas.microsoft.com/office/drawing/2017/model3d" xmlns:o="urn:schemas-microsoft-com:office:office" xmlns:oel="http://schemas.microsoft.com/office/2019/extlst" xmlns:r="http://schemas.openxmlformats.org/officeDocument/2006/relationships" xmlns:m="http://schemas.openxmlformats.org/officeDocument/2006/math" xmlns:v="urn:schemas-microsoft-com:vml" xmlns:wp14="http://schemas.microsoft.com/office/word/2010/wordprocessingDrawing" xmlns:wp="http://schemas.openxmlformats.org/drawingml/2006/wordprocessingDrawing" xmlns:w10="urn:schemas-microsoft-com:office:word" xmlns:w="http://schemas.openxmlformats.org/wordprocessingml/2006/main" xmlns:w14="http://schemas.microsoft.com/office/word/2010/wordml" xmlns:w15="http://schemas.microsoft.com/office/word/2012/wordml" xmlns:w16cex="http://schemas.microsoft.com/office/word/2018/wordml/cex" xmlns:w16cid="http://schemas.microsoft.com/office/word/2016/wordml/cid" xmlns:w16="http://schemas.microsoft.com/office/word/2018/wordml" xmlns:w16du="http://schemas.microsoft.com/office/word/2023/wordml/word16du" xmlns:w16sdtdh="http://schemas.microsoft.com/office/word/2020/wordml/sdtdatahash" xmlns:w16sdtfl="http://schemas.microsoft.com/office/word/2024/wordml/sdtformatlock" xmlns:w16se="http://schemas.microsoft.com/office/word/2015/wordml/symex" xmlns:wpg="http://schemas.microsoft.com/office/word/2010/wordprocessingGroup" xmlns:wpi="http://schemas.microsoft.com/office/word/2010/wordprocessingInk" xmlns:wne="http://schemas.microsoft.com/office/word/2006/wordml" xmlns:wps="http://schemas.microsoft.com/office/word/2010/wordprocessingShape" mc:Ignorable="w14 w15 w16se w16cid w16 w16cex w16sdtdh w16sdtfl w16du wp14">
   <w:p>
     <w:pPr>
       <w:jc w:val="center"/>
@@ -3171,7 +3418,7 @@
 </file>
 
 <file path=word/footer3.xml><?xml version="1.0" encoding="utf-8"?>
-<w:ftr xmlns:wpc="http://schemas.microsoft.com/office/word/2010/wordprocessingCanvas" xmlns:cx="http://schemas.microsoft.com/office/drawing/2014/chartex" xmlns:cx1="http://schemas.microsoft.com/office/drawing/2015/9/8/chartex" xmlns:cx2="http://schemas.microsoft.com/office/drawing/2015/10/21/chartex" xmlns:cx3="http://schemas.microsoft.com/office/drawing/2016/5/9/chartex" xmlns:cx4="http://schemas.microsoft.com/office/drawing/2016/5/10/chartex" xmlns:cx5="http://schemas.microsoft.com/office/drawing/2016/5/11/chartex" xmlns:cx6="http://schemas.microsoft.com/office/drawing/2016/5/12/chartex" xmlns:cx7="http://schemas.microsoft.com/office/drawing/2016/5/13/chartex" xmlns:cx8="http://schemas.microsoft.com/office/drawing/2016/5/14/chartex" xmlns:mc="http://schemas.openxmlformats.org/markup-compatibility/2006" xmlns:aink="http://schemas.microsoft.com/office/drawing/2016/ink" xmlns:am3d="http://schemas.microsoft.com/office/drawing/2017/model3d" xmlns:o="urn:schemas-microsoft-com:office:office" xmlns:oel="http://schemas.microsoft.com/office/2019/extlst" xmlns:r="http://schemas.openxmlformats.org/officeDocument/2006/relationships" xmlns:m="http://schemas.openxmlformats.org/officeDocument/2006/math" xmlns:v="urn:schemas-microsoft-com:vml" xmlns:wp14="http://schemas.microsoft.com/office/word/2010/wordprocessingDrawing" xmlns:wp="http://schemas.openxmlformats.org/drawingml/2006/wordprocessingDrawing" xmlns:w10="urn:schemas-microsoft-com:office:word" xmlns:w="http://schemas.openxmlformats.org/wordprocessingml/2006/main" xmlns:w14="http://schemas.microsoft.com/office/word/2010/wordml" xmlns:w15="http://schemas.microsoft.com/office/word/2012/wordml" xmlns:w16cex="http://schemas.microsoft.com/office/word/2018/wordml/cex" xmlns:w16cid="http://schemas.microsoft.com/office/word/2016/wordml/cid" xmlns:w16="http://schemas.microsoft.com/office/word/2018/wordml" xmlns:w16sdtdh="http://schemas.microsoft.com/office/word/2020/wordml/sdtdatahash" xmlns:w16se="http://schemas.microsoft.com/office/word/2015/wordml/symex" xmlns:wpg="http://schemas.microsoft.com/office/word/2010/wordprocessingGroup" xmlns:wpi="http://schemas.microsoft.com/office/word/2010/wordprocessingInk" xmlns:wne="http://schemas.microsoft.com/office/word/2006/wordml" xmlns:wps="http://schemas.microsoft.com/office/word/2010/wordprocessingShape" mc:Ignorable="w14 w15 w16se w16cid w16 w16cex w16sdtdh wp14">
+<w:ftr xmlns:wpc="http://schemas.microsoft.com/office/word/2010/wordprocessingCanvas" xmlns:cx="http://schemas.microsoft.com/office/drawing/2014/chartex" xmlns:cx1="http://schemas.microsoft.com/office/drawing/2015/9/8/chartex" xmlns:cx2="http://schemas.microsoft.com/office/drawing/2015/10/21/chartex" xmlns:cx3="http://schemas.microsoft.com/office/drawing/2016/5/9/chartex" xmlns:cx4="http://schemas.microsoft.com/office/drawing/2016/5/10/chartex" xmlns:cx5="http://schemas.microsoft.com/office/drawing/2016/5/11/chartex" xmlns:cx6="http://schemas.microsoft.com/office/drawing/2016/5/12/chartex" xmlns:cx7="http://schemas.microsoft.com/office/drawing/2016/5/13/chartex" xmlns:cx8="http://schemas.microsoft.com/office/drawing/2016/5/14/chartex" xmlns:mc="http://schemas.openxmlformats.org/markup-compatibility/2006" xmlns:aink="http://schemas.microsoft.com/office/drawing/2016/ink" xmlns:am3d="http://schemas.microsoft.com/office/drawing/2017/model3d" xmlns:o="urn:schemas-microsoft-com:office:office" xmlns:oel="http://schemas.microsoft.com/office/2019/extlst" xmlns:r="http://schemas.openxmlformats.org/officeDocument/2006/relationships" xmlns:m="http://schemas.openxmlformats.org/officeDocument/2006/math" xmlns:v="urn:schemas-microsoft-com:vml" xmlns:wp14="http://schemas.microsoft.com/office/word/2010/wordprocessingDrawing" xmlns:wp="http://schemas.openxmlformats.org/drawingml/2006/wordprocessingDrawing" xmlns:w10="urn:schemas-microsoft-com:office:word" xmlns:w="http://schemas.openxmlformats.org/wordprocessingml/2006/main" xmlns:w14="http://schemas.microsoft.com/office/word/2010/wordml" xmlns:w15="http://schemas.microsoft.com/office/word/2012/wordml" xmlns:w16cex="http://schemas.microsoft.com/office/word/2018/wordml/cex" xmlns:w16cid="http://schemas.microsoft.com/office/word/2016/wordml/cid" xmlns:w16="http://schemas.microsoft.com/office/word/2018/wordml" xmlns:w16du="http://schemas.microsoft.com/office/word/2023/wordml/word16du" xmlns:w16sdtdh="http://schemas.microsoft.com/office/word/2020/wordml/sdtdatahash" xmlns:w16sdtfl="http://schemas.microsoft.com/office/word/2024/wordml/sdtformatlock" xmlns:w16se="http://schemas.microsoft.com/office/word/2015/wordml/symex" xmlns:wpg="http://schemas.microsoft.com/office/word/2010/wordprocessingGroup" xmlns:wpi="http://schemas.microsoft.com/office/word/2010/wordprocessingInk" xmlns:wne="http://schemas.microsoft.com/office/word/2006/wordml" xmlns:wps="http://schemas.microsoft.com/office/word/2010/wordprocessingShape" mc:Ignorable="w14 w15 w16se w16cid w16 w16cex w16sdtdh w16sdtfl w16du wp14">
   <w:p>
     <w:pPr>
       <w:jc w:val="center"/>
@@ -3204,7 +3451,7 @@
 </file>
 
 <file path=word/footnotes.xml><?xml version="1.0" encoding="utf-8"?>
-<w:footnotes xmlns:wpc="http://schemas.microsoft.com/office/word/2010/wordprocessingCanvas" xmlns:cx="http://schemas.microsoft.com/office/drawing/2014/chartex" xmlns:cx1="http://schemas.microsoft.com/office/drawing/2015/9/8/chartex" xmlns:cx2="http://schemas.microsoft.com/office/drawing/2015/10/21/chartex" xmlns:cx3="http://schemas.microsoft.com/office/drawing/2016/5/9/chartex" xmlns:cx4="http://schemas.microsoft.com/office/drawing/2016/5/10/chartex" xmlns:cx5="http://schemas.microsoft.com/office/drawing/2016/5/11/chartex" xmlns:cx6="http://schemas.microsoft.com/office/drawing/2016/5/12/chartex" xmlns:cx7="http://schemas.microsoft.com/office/drawing/2016/5/13/chartex" xmlns:cx8="http://schemas.microsoft.com/office/drawing/2016/5/14/chartex" xmlns:mc="http://schemas.openxmlformats.org/markup-compatibility/2006" xmlns:aink="http://schemas.microsoft.com/office/drawing/2016/ink" xmlns:am3d="http://schemas.microsoft.com/office/drawing/2017/model3d" xmlns:o="urn:schemas-microsoft-com:office:office" xmlns:oel="http://schemas.microsoft.com/office/2019/extlst" xmlns:r="http://schemas.openxmlformats.org/officeDocument/2006/relationships" xmlns:m="http://schemas.openxmlformats.org/officeDocument/2006/math" xmlns:v="urn:schemas-microsoft-com:vml" xmlns:wp14="http://schemas.microsoft.com/office/word/2010/wordprocessingDrawing" xmlns:wp="http://schemas.openxmlformats.org/drawingml/2006/wordprocessingDrawing" xmlns:w10="urn:schemas-microsoft-com:office:word" xmlns:w="http://schemas.openxmlformats.org/wordprocessingml/2006/main" xmlns:w14="http://schemas.microsoft.com/office/word/2010/wordml" xmlns:w15="http://schemas.microsoft.com/office/word/2012/wordml" xmlns:w16cex="http://schemas.microsoft.com/office/word/2018/wordml/cex" xmlns:w16cid="http://schemas.microsoft.com/office/word/2016/wordml/cid" xmlns:w16="http://schemas.microsoft.com/office/word/2018/wordml" xmlns:w16sdtdh="http://schemas.microsoft.com/office/word/2020/wordml/sdtdatahash" xmlns:w16se="http://schemas.microsoft.com/office/word/2015/wordml/symex" xmlns:wpg="http://schemas.microsoft.com/office/word/2010/wordprocessingGroup" xmlns:wpi="http://schemas.microsoft.com/office/word/2010/wordprocessingInk" xmlns:wne="http://schemas.microsoft.com/office/word/2006/wordml" xmlns:wps="http://schemas.microsoft.com/office/word/2010/wordprocessingShape" mc:Ignorable="w14 w15 w16se w16cid w16 w16cex w16sdtdh wp14">
+<w:footnotes xmlns:wpc="http://schemas.microsoft.com/office/word/2010/wordprocessingCanvas" xmlns:cx="http://schemas.microsoft.com/office/drawing/2014/chartex" xmlns:cx1="http://schemas.microsoft.com/office/drawing/2015/9/8/chartex" xmlns:cx2="http://schemas.microsoft.com/office/drawing/2015/10/21/chartex" xmlns:cx3="http://schemas.microsoft.com/office/drawing/2016/5/9/chartex" xmlns:cx4="http://schemas.microsoft.com/office/drawing/2016/5/10/chartex" xmlns:cx5="http://schemas.microsoft.com/office/drawing/2016/5/11/chartex" xmlns:cx6="http://schemas.microsoft.com/office/drawing/2016/5/12/chartex" xmlns:cx7="http://schemas.microsoft.com/office/drawing/2016/5/13/chartex" xmlns:cx8="http://schemas.microsoft.com/office/drawing/2016/5/14/chartex" xmlns:mc="http://schemas.openxmlformats.org/markup-compatibility/2006" xmlns:aink="http://schemas.microsoft.com/office/drawing/2016/ink" xmlns:am3d="http://schemas.microsoft.com/office/drawing/2017/model3d" xmlns:o="urn:schemas-microsoft-com:office:office" xmlns:oel="http://schemas.microsoft.com/office/2019/extlst" xmlns:r="http://schemas.openxmlformats.org/officeDocument/2006/relationships" xmlns:m="http://schemas.openxmlformats.org/officeDocument/2006/math" xmlns:v="urn:schemas-microsoft-com:vml" xmlns:wp14="http://schemas.microsoft.com/office/word/2010/wordprocessingDrawing" xmlns:wp="http://schemas.openxmlformats.org/drawingml/2006/wordprocessingDrawing" xmlns:w10="urn:schemas-microsoft-com:office:word" xmlns:w="http://schemas.openxmlformats.org/wordprocessingml/2006/main" xmlns:w14="http://schemas.microsoft.com/office/word/2010/wordml" xmlns:w15="http://schemas.microsoft.com/office/word/2012/wordml" xmlns:w16cex="http://schemas.microsoft.com/office/word/2018/wordml/cex" xmlns:w16cid="http://schemas.microsoft.com/office/word/2016/wordml/cid" xmlns:w16="http://schemas.microsoft.com/office/word/2018/wordml" xmlns:w16du="http://schemas.microsoft.com/office/word/2023/wordml/word16du" xmlns:w16sdtdh="http://schemas.microsoft.com/office/word/2020/wordml/sdtdatahash" xmlns:w16sdtfl="http://schemas.microsoft.com/office/word/2024/wordml/sdtformatlock" xmlns:w16se="http://schemas.microsoft.com/office/word/2015/wordml/symex" xmlns:wpg="http://schemas.microsoft.com/office/word/2010/wordprocessingGroup" xmlns:wpi="http://schemas.microsoft.com/office/word/2010/wordprocessingInk" xmlns:wne="http://schemas.microsoft.com/office/word/2006/wordml" xmlns:wps="http://schemas.microsoft.com/office/word/2010/wordprocessingShape" mc:Ignorable="w14 w15 w16se w16cid w16 w16cex w16sdtdh w16sdtfl w16du wp14">
   <w:footnote w:type="separator" w:id="-1">
     <w:p>
       <w:r>
@@ -3223,7 +3470,7 @@
 </file>
 
 <file path=word/header1.xml><?xml version="1.0" encoding="utf-8"?>
-<w:hdr xmlns:wpc="http://schemas.microsoft.com/office/word/2010/wordprocessingCanvas" xmlns:cx="http://schemas.microsoft.com/office/drawing/2014/chartex" xmlns:cx1="http://schemas.microsoft.com/office/drawing/2015/9/8/chartex" xmlns:cx2="http://schemas.microsoft.com/office/drawing/2015/10/21/chartex" xmlns:cx3="http://schemas.microsoft.com/office/drawing/2016/5/9/chartex" xmlns:cx4="http://schemas.microsoft.com/office/drawing/2016/5/10/chartex" xmlns:cx5="http://schemas.microsoft.com/office/drawing/2016/5/11/chartex" xmlns:cx6="http://schemas.microsoft.com/office/drawing/2016/5/12/chartex" xmlns:cx7="http://schemas.microsoft.com/office/drawing/2016/5/13/chartex" xmlns:cx8="http://schemas.microsoft.com/office/drawing/2016/5/14/chartex" xmlns:mc="http://schemas.openxmlformats.org/markup-compatibility/2006" xmlns:aink="http://schemas.microsoft.com/office/drawing/2016/ink" xmlns:am3d="http://schemas.microsoft.com/office/drawing/2017/model3d" xmlns:o="urn:schemas-microsoft-com:office:office" xmlns:oel="http://schemas.microsoft.com/office/2019/extlst" xmlns:r="http://schemas.openxmlformats.org/officeDocument/2006/relationships" xmlns:m="http://schemas.openxmlformats.org/officeDocument/2006/math" xmlns:v="urn:schemas-microsoft-com:vml" xmlns:wp14="http://schemas.microsoft.com/office/word/2010/wordprocessingDrawing" xmlns:wp="http://schemas.openxmlformats.org/drawingml/2006/wordprocessingDrawing" xmlns:w10="urn:schemas-microsoft-com:office:word" xmlns:w="http://schemas.openxmlformats.org/wordprocessingml/2006/main" xmlns:w14="http://schemas.microsoft.com/office/word/2010/wordml" xmlns:w15="http://schemas.microsoft.com/office/word/2012/wordml" xmlns:w16cex="http://schemas.microsoft.com/office/word/2018/wordml/cex" xmlns:w16cid="http://schemas.microsoft.com/office/word/2016/wordml/cid" xmlns:w16="http://schemas.microsoft.com/office/word/2018/wordml" xmlns:w16sdtdh="http://schemas.microsoft.com/office/word/2020/wordml/sdtdatahash" xmlns:w16se="http://schemas.microsoft.com/office/word/2015/wordml/symex" xmlns:wpg="http://schemas.microsoft.com/office/word/2010/wordprocessingGroup" xmlns:wpi="http://schemas.microsoft.com/office/word/2010/wordprocessingInk" xmlns:wne="http://schemas.microsoft.com/office/word/2006/wordml" xmlns:wps="http://schemas.microsoft.com/office/word/2010/wordprocessingShape" mc:Ignorable="w14 w15 w16se w16cid w16 w16cex w16sdtdh wp14">
+<w:hdr xmlns:wpc="http://schemas.microsoft.com/office/word/2010/wordprocessingCanvas" xmlns:cx="http://schemas.microsoft.com/office/drawing/2014/chartex" xmlns:cx1="http://schemas.microsoft.com/office/drawing/2015/9/8/chartex" xmlns:cx2="http://schemas.microsoft.com/office/drawing/2015/10/21/chartex" xmlns:cx3="http://schemas.microsoft.com/office/drawing/2016/5/9/chartex" xmlns:cx4="http://schemas.microsoft.com/office/drawing/2016/5/10/chartex" xmlns:cx5="http://schemas.microsoft.com/office/drawing/2016/5/11/chartex" xmlns:cx6="http://schemas.microsoft.com/office/drawing/2016/5/12/chartex" xmlns:cx7="http://schemas.microsoft.com/office/drawing/2016/5/13/chartex" xmlns:cx8="http://schemas.microsoft.com/office/drawing/2016/5/14/chartex" xmlns:mc="http://schemas.openxmlformats.org/markup-compatibility/2006" xmlns:aink="http://schemas.microsoft.com/office/drawing/2016/ink" xmlns:am3d="http://schemas.microsoft.com/office/drawing/2017/model3d" xmlns:o="urn:schemas-microsoft-com:office:office" xmlns:oel="http://schemas.microsoft.com/office/2019/extlst" xmlns:r="http://schemas.openxmlformats.org/officeDocument/2006/relationships" xmlns:m="http://schemas.openxmlformats.org/officeDocument/2006/math" xmlns:v="urn:schemas-microsoft-com:vml" xmlns:wp14="http://schemas.microsoft.com/office/word/2010/wordprocessingDrawing" xmlns:wp="http://schemas.openxmlformats.org/drawingml/2006/wordprocessingDrawing" xmlns:w10="urn:schemas-microsoft-com:office:word" xmlns:w="http://schemas.openxmlformats.org/wordprocessingml/2006/main" xmlns:w14="http://schemas.microsoft.com/office/word/2010/wordml" xmlns:w15="http://schemas.microsoft.com/office/word/2012/wordml" xmlns:w16cex="http://schemas.microsoft.com/office/word/2018/wordml/cex" xmlns:w16cid="http://schemas.microsoft.com/office/word/2016/wordml/cid" xmlns:w16="http://schemas.microsoft.com/office/word/2018/wordml" xmlns:w16du="http://schemas.microsoft.com/office/word/2023/wordml/word16du" xmlns:w16sdtdh="http://schemas.microsoft.com/office/word/2020/wordml/sdtdatahash" xmlns:w16sdtfl="http://schemas.microsoft.com/office/word/2024/wordml/sdtformatlock" xmlns:w16se="http://schemas.microsoft.com/office/word/2015/wordml/symex" xmlns:wpg="http://schemas.microsoft.com/office/word/2010/wordprocessingGroup" xmlns:wpi="http://schemas.microsoft.com/office/word/2010/wordprocessingInk" xmlns:wne="http://schemas.microsoft.com/office/word/2006/wordml" xmlns:wps="http://schemas.microsoft.com/office/word/2010/wordprocessingShape" mc:Ignorable="w14 w15 w16se w16cid w16 w16cex w16sdtdh w16sdtfl w16du wp14">
   <w:p>
     <w:pPr>
       <w:pStyle w:val="Header"/>
@@ -3233,7 +3480,7 @@
 </file>
 
 <file path=word/header2.xml><?xml version="1.0" encoding="utf-8"?>
-<w:hdr xmlns:wpc="http://schemas.microsoft.com/office/word/2010/wordprocessingCanvas" xmlns:cx="http://schemas.microsoft.com/office/drawing/2014/chartex" xmlns:cx1="http://schemas.microsoft.com/office/drawing/2015/9/8/chartex" xmlns:cx2="http://schemas.microsoft.com/office/drawing/2015/10/21/chartex" xmlns:cx3="http://schemas.microsoft.com/office/drawing/2016/5/9/chartex" xmlns:cx4="http://schemas.microsoft.com/office/drawing/2016/5/10/chartex" xmlns:cx5="http://schemas.microsoft.com/office/drawing/2016/5/11/chartex" xmlns:cx6="http://schemas.microsoft.com/office/drawing/2016/5/12/chartex" xmlns:cx7="http://schemas.microsoft.com/office/drawing/2016/5/13/chartex" xmlns:cx8="http://schemas.microsoft.com/office/drawing/2016/5/14/chartex" xmlns:mc="http://schemas.openxmlformats.org/markup-compatibility/2006" xmlns:aink="http://schemas.microsoft.com/office/drawing/2016/ink" xmlns:am3d="http://schemas.microsoft.com/office/drawing/2017/model3d" xmlns:o="urn:schemas-microsoft-com:office:office" xmlns:oel="http://schemas.microsoft.com/office/2019/extlst" xmlns:r="http://schemas.openxmlformats.org/officeDocument/2006/relationships" xmlns:m="http://schemas.openxmlformats.org/officeDocument/2006/math" xmlns:v="urn:schemas-microsoft-com:vml" xmlns:wp14="http://schemas.microsoft.com/office/word/2010/wordprocessingDrawing" xmlns:wp="http://schemas.openxmlformats.org/drawingml/2006/wordprocessingDrawing" xmlns:w10="urn:schemas-microsoft-com:office:word" xmlns:w="http://schemas.openxmlformats.org/wordprocessingml/2006/main" xmlns:w14="http://schemas.microsoft.com/office/word/2010/wordml" xmlns:w15="http://schemas.microsoft.com/office/word/2012/wordml" xmlns:w16cex="http://schemas.microsoft.com/office/word/2018/wordml/cex" xmlns:w16cid="http://schemas.microsoft.com/office/word/2016/wordml/cid" xmlns:w16="http://schemas.microsoft.com/office/word/2018/wordml" xmlns:w16sdtdh="http://schemas.microsoft.com/office/word/2020/wordml/sdtdatahash" xmlns:w16se="http://schemas.microsoft.com/office/word/2015/wordml/symex" xmlns:wpg="http://schemas.microsoft.com/office/word/2010/wordprocessingGroup" xmlns:wpi="http://schemas.microsoft.com/office/word/2010/wordprocessingInk" xmlns:wne="http://schemas.microsoft.com/office/word/2006/wordml" xmlns:wps="http://schemas.microsoft.com/office/word/2010/wordprocessingShape" mc:Ignorable="w14 w15 w16se w16cid w16 w16cex w16sdtdh wp14">
+<w:hdr xmlns:wpc="http://schemas.microsoft.com/office/word/2010/wordprocessingCanvas" xmlns:cx="http://schemas.microsoft.com/office/drawing/2014/chartex" xmlns:cx1="http://schemas.microsoft.com/office/drawing/2015/9/8/chartex" xmlns:cx2="http://schemas.microsoft.com/office/drawing/2015/10/21/chartex" xmlns:cx3="http://schemas.microsoft.com/office/drawing/2016/5/9/chartex" xmlns:cx4="http://schemas.microsoft.com/office/drawing/2016/5/10/chartex" xmlns:cx5="http://schemas.microsoft.com/office/drawing/2016/5/11/chartex" xmlns:cx6="http://schemas.microsoft.com/office/drawing/2016/5/12/chartex" xmlns:cx7="http://schemas.microsoft.com/office/drawing/2016/5/13/chartex" xmlns:cx8="http://schemas.microsoft.com/office/drawing/2016/5/14/chartex" xmlns:mc="http://schemas.openxmlformats.org/markup-compatibility/2006" xmlns:aink="http://schemas.microsoft.com/office/drawing/2016/ink" xmlns:am3d="http://schemas.microsoft.com/office/drawing/2017/model3d" xmlns:o="urn:schemas-microsoft-com:office:office" xmlns:oel="http://schemas.microsoft.com/office/2019/extlst" xmlns:r="http://schemas.openxmlformats.org/officeDocument/2006/relationships" xmlns:m="http://schemas.openxmlformats.org/officeDocument/2006/math" xmlns:v="urn:schemas-microsoft-com:vml" xmlns:wp14="http://schemas.microsoft.com/office/word/2010/wordprocessingDrawing" xmlns:wp="http://schemas.openxmlformats.org/drawingml/2006/wordprocessingDrawing" xmlns:w10="urn:schemas-microsoft-com:office:word" xmlns:w="http://schemas.openxmlformats.org/wordprocessingml/2006/main" xmlns:w14="http://schemas.microsoft.com/office/word/2010/wordml" xmlns:w15="http://schemas.microsoft.com/office/word/2012/wordml" xmlns:w16cex="http://schemas.microsoft.com/office/word/2018/wordml/cex" xmlns:w16cid="http://schemas.microsoft.com/office/word/2016/wordml/cid" xmlns:w16="http://schemas.microsoft.com/office/word/2018/wordml" xmlns:w16du="http://schemas.microsoft.com/office/word/2023/wordml/word16du" xmlns:w16sdtdh="http://schemas.microsoft.com/office/word/2020/wordml/sdtdatahash" xmlns:w16sdtfl="http://schemas.microsoft.com/office/word/2024/wordml/sdtformatlock" xmlns:w16se="http://schemas.microsoft.com/office/word/2015/wordml/symex" xmlns:wpg="http://schemas.microsoft.com/office/word/2010/wordprocessingGroup" xmlns:wpi="http://schemas.microsoft.com/office/word/2010/wordprocessingInk" xmlns:wne="http://schemas.microsoft.com/office/word/2006/wordml" xmlns:wps="http://schemas.microsoft.com/office/word/2010/wordprocessingShape" mc:Ignorable="w14 w15 w16se w16cid w16 w16cex w16sdtdh w16sdtfl w16du wp14">
   <w:p>
     <w:pPr>
       <w:jc w:val="right"/>
@@ -3251,7 +3498,7 @@
 </file>
 
 <file path=word/header3.xml><?xml version="1.0" encoding="utf-8"?>
-<w:hdr xmlns:wpc="http://schemas.microsoft.com/office/word/2010/wordprocessingCanvas" xmlns:cx="http://schemas.microsoft.com/office/drawing/2014/chartex" xmlns:cx1="http://schemas.microsoft.com/office/drawing/2015/9/8/chartex" xmlns:cx2="http://schemas.microsoft.com/office/drawing/2015/10/21/chartex" xmlns:cx3="http://schemas.microsoft.com/office/drawing/2016/5/9/chartex" xmlns:cx4="http://schemas.microsoft.com/office/drawing/2016/5/10/chartex" xmlns:cx5="http://schemas.microsoft.com/office/drawing/2016/5/11/chartex" xmlns:cx6="http://schemas.microsoft.com/office/drawing/2016/5/12/chartex" xmlns:cx7="http://schemas.microsoft.com/office/drawing/2016/5/13/chartex" xmlns:cx8="http://schemas.microsoft.com/office/drawing/2016/5/14/chartex" xmlns:mc="http://schemas.openxmlformats.org/markup-compatibility/2006" xmlns:aink="http://schemas.microsoft.com/office/drawing/2016/ink" xmlns:am3d="http://schemas.microsoft.com/office/drawing/2017/model3d" xmlns:o="urn:schemas-microsoft-com:office:office" xmlns:oel="http://schemas.microsoft.com/office/2019/extlst" xmlns:r="http://schemas.openxmlformats.org/officeDocument/2006/relationships" xmlns:m="http://schemas.openxmlformats.org/officeDocument/2006/math" xmlns:v="urn:schemas-microsoft-com:vml" xmlns:wp14="http://schemas.microsoft.com/office/word/2010/wordprocessingDrawing" xmlns:wp="http://schemas.openxmlformats.org/drawingml/2006/wordprocessingDrawing" xmlns:w10="urn:schemas-microsoft-com:office:word" xmlns:w="http://schemas.openxmlformats.org/wordprocessingml/2006/main" xmlns:w14="http://schemas.microsoft.com/office/word/2010/wordml" xmlns:w15="http://schemas.microsoft.com/office/word/2012/wordml" xmlns:w16cex="http://schemas.microsoft.com/office/word/2018/wordml/cex" xmlns:w16cid="http://schemas.microsoft.com/office/word/2016/wordml/cid" xmlns:w16="http://schemas.microsoft.com/office/word/2018/wordml" xmlns:w16sdtdh="http://schemas.microsoft.com/office/word/2020/wordml/sdtdatahash" xmlns:w16se="http://schemas.microsoft.com/office/word/2015/wordml/symex" xmlns:wpg="http://schemas.microsoft.com/office/word/2010/wordprocessingGroup" xmlns:wpi="http://schemas.microsoft.com/office/word/2010/wordprocessingInk" xmlns:wne="http://schemas.microsoft.com/office/word/2006/wordml" xmlns:wps="http://schemas.microsoft.com/office/word/2010/wordprocessingShape" mc:Ignorable="w14 w15 w16se w16cid w16 w16cex w16sdtdh wp14">
+<w:hdr xmlns:wpc="http://schemas.microsoft.com/office/word/2010/wordprocessingCanvas" xmlns:cx="http://schemas.microsoft.com/office/drawing/2014/chartex" xmlns:cx1="http://schemas.microsoft.com/office/drawing/2015/9/8/chartex" xmlns:cx2="http://schemas.microsoft.com/office/drawing/2015/10/21/chartex" xmlns:cx3="http://schemas.microsoft.com/office/drawing/2016/5/9/chartex" xmlns:cx4="http://schemas.microsoft.com/office/drawing/2016/5/10/chartex" xmlns:cx5="http://schemas.microsoft.com/office/drawing/2016/5/11/chartex" xmlns:cx6="http://schemas.microsoft.com/office/drawing/2016/5/12/chartex" xmlns:cx7="http://schemas.microsoft.com/office/drawing/2016/5/13/chartex" xmlns:cx8="http://schemas.microsoft.com/office/drawing/2016/5/14/chartex" xmlns:mc="http://schemas.openxmlformats.org/markup-compatibility/2006" xmlns:aink="http://schemas.microsoft.com/office/drawing/2016/ink" xmlns:am3d="http://schemas.microsoft.com/office/drawing/2017/model3d" xmlns:o="urn:schemas-microsoft-com:office:office" xmlns:oel="http://schemas.microsoft.com/office/2019/extlst" xmlns:r="http://schemas.openxmlformats.org/officeDocument/2006/relationships" xmlns:m="http://schemas.openxmlformats.org/officeDocument/2006/math" xmlns:v="urn:schemas-microsoft-com:vml" xmlns:wp14="http://schemas.microsoft.com/office/word/2010/wordprocessingDrawing" xmlns:wp="http://schemas.openxmlformats.org/drawingml/2006/wordprocessingDrawing" xmlns:w10="urn:schemas-microsoft-com:office:word" xmlns:w="http://schemas.openxmlformats.org/wordprocessingml/2006/main" xmlns:w14="http://schemas.microsoft.com/office/word/2010/wordml" xmlns:w15="http://schemas.microsoft.com/office/word/2012/wordml" xmlns:w16cex="http://schemas.microsoft.com/office/word/2018/wordml/cex" xmlns:w16cid="http://schemas.microsoft.com/office/word/2016/wordml/cid" xmlns:w16="http://schemas.microsoft.com/office/word/2018/wordml" xmlns:w16du="http://schemas.microsoft.com/office/word/2023/wordml/word16du" xmlns:w16sdtdh="http://schemas.microsoft.com/office/word/2020/wordml/sdtdatahash" xmlns:w16sdtfl="http://schemas.microsoft.com/office/word/2024/wordml/sdtformatlock" xmlns:w16se="http://schemas.microsoft.com/office/word/2015/wordml/symex" xmlns:wpg="http://schemas.microsoft.com/office/word/2010/wordprocessingGroup" xmlns:wpi="http://schemas.microsoft.com/office/word/2010/wordprocessingInk" xmlns:wne="http://schemas.microsoft.com/office/word/2006/wordml" xmlns:wps="http://schemas.microsoft.com/office/word/2010/wordprocessingShape" mc:Ignorable="w14 w15 w16se w16cid w16 w16cex w16sdtdh w16sdtfl w16du wp14">
   <w:p>
     <w:pPr>
       <w:jc w:val="right"/>
@@ -3269,7 +3516,7 @@
 </file>
 
 <file path=word/styles.xml><?xml version="1.0" encoding="utf-8"?>
-<w:styles xmlns:mc="http://schemas.openxmlformats.org/markup-compatibility/2006" xmlns:r="http://schemas.openxmlformats.org/officeDocument/2006/relationships" xmlns:w="http://schemas.openxmlformats.org/wordprocessingml/2006/main" xmlns:w14="http://schemas.microsoft.com/office/word/2010/wordml" xmlns:w15="http://schemas.microsoft.com/office/word/2012/wordml" xmlns:w16cex="http://schemas.microsoft.com/office/word/2018/wordml/cex" xmlns:w16cid="http://schemas.microsoft.com/office/word/2016/wordml/cid" xmlns:w16="http://schemas.microsoft.com/office/word/2018/wordml" xmlns:w16sdtdh="http://schemas.microsoft.com/office/word/2020/wordml/sdtdatahash" xmlns:w16se="http://schemas.microsoft.com/office/word/2015/wordml/symex" mc:Ignorable="w14 w15 w16se w16cid w16 w16cex w16sdtdh">
+<w:styles xmlns:mc="http://schemas.openxmlformats.org/markup-compatibility/2006" xmlns:r="http://schemas.openxmlformats.org/officeDocument/2006/relationships" xmlns:w="http://schemas.openxmlformats.org/wordprocessingml/2006/main" xmlns:w14="http://schemas.microsoft.com/office/word/2010/wordml" xmlns:w15="http://schemas.microsoft.com/office/word/2012/wordml" xmlns:w16cex="http://schemas.microsoft.com/office/word/2018/wordml/cex" xmlns:w16cid="http://schemas.microsoft.com/office/word/2016/wordml/cid" xmlns:w16="http://schemas.microsoft.com/office/word/2018/wordml" xmlns:w16du="http://schemas.microsoft.com/office/word/2023/wordml/word16du" xmlns:w16sdtdh="http://schemas.microsoft.com/office/word/2020/wordml/sdtdatahash" xmlns:w16sdtfl="http://schemas.microsoft.com/office/word/2024/wordml/sdtformatlock" xmlns:w16se="http://schemas.microsoft.com/office/word/2015/wordml/symex" mc:Ignorable="w14 w15 w16se w16cid w16 w16cex w16sdtdh w16sdtfl w16du">
   <w:docDefaults>
     <w:rPrDefault>
       <w:rPr>
